--- a/courseware/LP-Financial Analysis for Small and Medium Enterprises.docx
+++ b/courseware/LP-Financial Analysis for Small and Medium Enterprises.docx
@@ -179,7 +179,7 @@
           <w:color w:val="1F6FEB"/>
           <w:sz w:val="24"/>
         </w:rPr>
-        <w:t>Version 11</w:t>
+        <w:t>Version 12</w:t>
       </w:r>
     </w:p>
     <w:p>
@@ -352,7 +352,7 @@
               <w:rPr>
                 <w:sz w:val="19"/>
               </w:rPr>
-              <w:t>11</w:t>
+              <w:t>11.0</w:t>
             </w:r>
           </w:p>
         </w:tc>
@@ -381,6 +381,64 @@
                 <w:sz w:val="19"/>
               </w:rPr>
               <w:t>Full redesign: regenerated from the single-source content pipeline; slide references aligned to the v11 visual deck; six hands-on activities scheduled across the two days.</w:t>
+            </w:r>
+          </w:p>
+        </w:tc>
+        <w:tc>
+          <w:tcPr>
+            <w:tcW w:type="dxa" w:w="2160"/>
+          </w:tcPr>
+          <w:p>
+            <w:r/>
+            <w:r>
+              <w:rPr>
+                <w:sz w:val="19"/>
+              </w:rPr>
+              <w:t>Dr Alfred Ang</w:t>
+            </w:r>
+          </w:p>
+        </w:tc>
+      </w:tr>
+      <w:tr>
+        <w:tc>
+          <w:tcPr>
+            <w:tcW w:type="dxa" w:w="2160"/>
+          </w:tcPr>
+          <w:p>
+            <w:r/>
+            <w:r>
+              <w:rPr>
+                <w:sz w:val="19"/>
+              </w:rPr>
+              <w:t>12</w:t>
+            </w:r>
+          </w:p>
+        </w:tc>
+        <w:tc>
+          <w:tcPr>
+            <w:tcW w:type="dxa" w:w="2160"/>
+          </w:tcPr>
+          <w:p>
+            <w:r/>
+            <w:r>
+              <w:rPr>
+                <w:sz w:val="19"/>
+              </w:rPr>
+              <w:t>11 August 2026</w:t>
+            </w:r>
+          </w:p>
+        </w:tc>
+        <w:tc>
+          <w:tcPr>
+            <w:tcW w:type="dxa" w:w="2160"/>
+          </w:tcPr>
+          <w:p>
+            <w:r/>
+            <w:r>
+              <w:rPr>
+                <w:sz w:val="19"/>
+              </w:rPr>
+              <w:t>Added realistic mock-data Excel/CSV workbooks for every activity (activities/activity01-06); slide references aligned to the v12 deck.</w:t>
             </w:r>
           </w:p>
         </w:tc>
@@ -2203,7 +2261,7 @@
                 <w:b/>
                 <w:sz w:val="19"/>
               </w:rPr>
-              <w:t>Revision and course summary (Slides 114–122), course feedback and TRAQOM survey; Briefing for Assessment (Slide 13)</w:t>
+              <w:t>Revision and course summary (Slides 114–122), course feedback and TRAQOM survey; Briefing for Assessment (Slide 14)</w:t>
             </w:r>
           </w:p>
         </w:tc>

--- a/courseware/LP-Financial Analysis for Small and Medium Enterprises.docx
+++ b/courseware/LP-Financial Analysis for Small and Medium Enterprises.docx
@@ -179,7 +179,7 @@
           <w:color w:val="1F6FEB"/>
           <w:sz w:val="24"/>
         </w:rPr>
-        <w:t>Version 12</w:t>
+        <w:t>Version 13</w:t>
       </w:r>
     </w:p>
     <w:p>
@@ -410,7 +410,7 @@
               <w:rPr>
                 <w:sz w:val="19"/>
               </w:rPr>
-              <w:t>12</w:t>
+              <w:t>12.0</w:t>
             </w:r>
           </w:p>
         </w:tc>
@@ -439,6 +439,64 @@
                 <w:sz w:val="19"/>
               </w:rPr>
               <w:t>Added realistic mock-data Excel/CSV workbooks for every activity (activities/activity01-06); slide references aligned to the v12 deck.</w:t>
+            </w:r>
+          </w:p>
+        </w:tc>
+        <w:tc>
+          <w:tcPr>
+            <w:tcW w:type="dxa" w:w="2160"/>
+          </w:tcPr>
+          <w:p>
+            <w:r/>
+            <w:r>
+              <w:rPr>
+                <w:sz w:val="19"/>
+              </w:rPr>
+              <w:t>Dr Alfred Ang</w:t>
+            </w:r>
+          </w:p>
+        </w:tc>
+      </w:tr>
+      <w:tr>
+        <w:tc>
+          <w:tcPr>
+            <w:tcW w:type="dxa" w:w="2160"/>
+          </w:tcPr>
+          <w:p>
+            <w:r/>
+            <w:r>
+              <w:rPr>
+                <w:sz w:val="19"/>
+              </w:rPr>
+              <w:t>13.0</w:t>
+            </w:r>
+          </w:p>
+        </w:tc>
+        <w:tc>
+          <w:tcPr>
+            <w:tcW w:type="dxa" w:w="2160"/>
+          </w:tcPr>
+          <w:p>
+            <w:r/>
+            <w:r>
+              <w:rPr>
+                <w:sz w:val="19"/>
+              </w:rPr>
+              <w:t>11 August 2026</w:t>
+            </w:r>
+          </w:p>
+        </w:tc>
+        <w:tc>
+          <w:tcPr>
+            <w:tcW w:type="dxa" w:w="2160"/>
+          </w:tcPr>
+          <w:p>
+            <w:r/>
+            <w:r>
+              <w:rPr>
+                <w:sz w:val="19"/>
+              </w:rPr>
+              <w:t>Consolidated every activity file into its own activity folder (workbook, CSV data and printable worksheet together); slide references aligned to the v13 deck.</w:t>
             </w:r>
           </w:p>
         </w:tc>
